--- a/docx_resources/Вечірня-Утреня/В,У - Мінея/12-Грудень/31-__-віддання_Різдва, Меланії.docx
+++ b/docx_resources/Вечірня-Утреня/В,У - Мінея/12-Грудень/31-__-віддання_Різдва, Меланії.docx
@@ -80,6 +80,7 @@
         <w:rPr>
           <w:rFonts w:ascii="Times New Roman" w:hAnsi="Times New Roman" w:cs="Times New Roman"/>
           <w:b/>
+          <w:sz w:val="24"/>
         </w:rPr>
         <w:t>ВЕЧІРНЯ</w:t>
       </w:r>
@@ -1420,6 +1421,7 @@
           <w:b/>
           <w:i/>
           <w:color w:val="FF0000"/>
+          <w:sz w:val="24"/>
           <w:lang w:val="uk-UA"/>
         </w:rPr>
         <w:t>Вечірні молитви</w:t>
@@ -3238,6 +3240,7 @@
           <w:b/>
           <w:i/>
           <w:color w:val="FF0000"/>
+          <w:sz w:val="24"/>
           <w:lang w:val="uk-UA"/>
         </w:rPr>
         <w:t>Стихири</w:t>
@@ -3951,6 +3954,7 @@
           <w:b/>
           <w:i/>
           <w:color w:val="FF0000"/>
+          <w:sz w:val="24"/>
           <w:lang w:val="uk-UA"/>
         </w:rPr>
         <w:t>Прокімен</w:t>
@@ -4077,6 +4081,7 @@
           <w:b/>
           <w:i/>
           <w:color w:val="FF0000"/>
+          <w:sz w:val="24"/>
           <w:lang w:val="uk-UA"/>
         </w:rPr>
         <w:t>Сподоби, Господи</w:t>
@@ -4323,6 +4328,7 @@
           <w:b/>
           <w:i/>
           <w:color w:val="FF0000"/>
+          <w:sz w:val="24"/>
           <w:lang w:val="uk-UA"/>
         </w:rPr>
         <w:t>Прохальна єктенія</w:t>
@@ -5586,6 +5592,7 @@
           <w:b/>
           <w:i/>
           <w:color w:val="FF0000"/>
+          <w:sz w:val="24"/>
           <w:lang w:val="uk-UA"/>
         </w:rPr>
         <w:t>Пісня Симеона</w:t>
@@ -5949,6 +5956,7 @@
           <w:b/>
           <w:i/>
           <w:color w:val="FF0000"/>
+          <w:sz w:val="24"/>
           <w:lang w:val="uk-UA"/>
         </w:rPr>
         <w:t>Тропарі</w:t>
@@ -6037,6 +6045,7 @@
           <w:b/>
           <w:i/>
           <w:color w:val="FF0000"/>
+          <w:sz w:val="24"/>
           <w:lang w:val="uk-UA"/>
         </w:rPr>
         <w:t>Єктенія усильного благання</w:t>
@@ -6876,6 +6885,7 @@
           <w:b/>
           <w:i/>
           <w:color w:val="FF0000"/>
+          <w:sz w:val="24"/>
           <w:lang w:val="uk-UA"/>
         </w:rPr>
         <w:t>Після Вечірні</w:t>
@@ -6984,6 +6994,7 @@
         <w:rPr>
           <w:rFonts w:ascii="Times New Roman" w:hAnsi="Times New Roman" w:cs="Times New Roman"/>
           <w:b/>
+          <w:sz w:val="24"/>
         </w:rPr>
         <w:t>УТРЕНЯ</w:t>
       </w:r>
@@ -9610,6 +9621,7 @@
           <w:b/>
           <w:i/>
           <w:color w:val="FF0000"/>
+          <w:sz w:val="24"/>
           <w:lang w:val="uk-UA"/>
         </w:rPr>
         <w:t>Утренні молитви</w:t>
@@ -10928,6 +10940,7 @@
           <w:b/>
           <w:i/>
           <w:color w:val="FF0000"/>
+          <w:sz w:val="24"/>
           <w:lang w:val="uk-UA"/>
         </w:rPr>
         <w:t>Бог Господь...</w:t>
@@ -10937,6 +10950,7 @@
           <w:rFonts w:ascii="Times New Roman" w:hAnsi="Times New Roman"/>
           <w:i/>
           <w:color w:val="FF0000"/>
+          <w:sz w:val="24"/>
           <w:lang w:val="uk-UA"/>
         </w:rPr>
         <w:t xml:space="preserve"> (Пс. 117), глас 4</w:t>
@@ -11181,6 +11195,7 @@
           <w:b/>
           <w:i/>
           <w:color w:val="FF0000"/>
+          <w:sz w:val="24"/>
           <w:lang w:val="uk-UA"/>
         </w:rPr>
         <w:t>Тропарі</w:t>
@@ -11363,6 +11378,7 @@
           <w:b/>
           <w:i/>
           <w:color w:val="FF0000"/>
+          <w:sz w:val="24"/>
           <w:lang w:val="uk-UA"/>
         </w:rPr>
         <w:t>Мала єктенія</w:t>
@@ -11684,6 +11700,7 @@
           <w:b/>
           <w:i/>
           <w:color w:val="FF0000"/>
+          <w:sz w:val="24"/>
           <w:lang w:val="uk-UA"/>
         </w:rPr>
         <w:t>Перший сідальний</w:t>
@@ -11844,6 +11861,7 @@
           <w:b/>
           <w:i/>
           <w:color w:val="FF0000"/>
+          <w:sz w:val="24"/>
           <w:lang w:val="uk-UA"/>
         </w:rPr>
         <w:t>Мала єктенія</w:t>
@@ -12165,6 +12183,7 @@
           <w:b/>
           <w:i/>
           <w:color w:val="FF0000"/>
+          <w:sz w:val="24"/>
           <w:lang w:val="uk-UA"/>
         </w:rPr>
         <w:t>Другий сідальний</w:t>
@@ -12294,6 +12313,7 @@
           <w:b/>
           <w:i/>
           <w:color w:val="FF0000"/>
+          <w:sz w:val="24"/>
           <w:lang w:val="uk-UA"/>
         </w:rPr>
         <w:t>Псалом 50</w:t>
@@ -13247,6 +13267,7 @@
           <w:b/>
           <w:i/>
           <w:color w:val="FF0000"/>
+          <w:sz w:val="24"/>
           <w:lang w:val="uk-UA"/>
         </w:rPr>
         <w:t>Мала єктенія</w:t>
@@ -14169,6 +14190,7 @@
           <w:b/>
           <w:i/>
           <w:color w:val="FF0000"/>
+          <w:sz w:val="24"/>
           <w:lang w:val="uk-UA"/>
         </w:rPr>
         <w:t>Мала єктенія</w:t>
@@ -15084,6 +15106,7 @@
           <w:b/>
           <w:i/>
           <w:color w:val="FF0000"/>
+          <w:sz w:val="24"/>
           <w:lang w:val="uk-UA"/>
         </w:rPr>
         <w:t>Пісня Богородиці</w:t>
@@ -15169,6 +15192,7 @@
           <w:b/>
           <w:i/>
           <w:color w:val="FF0000"/>
+          <w:sz w:val="24"/>
           <w:lang w:val="uk-UA"/>
         </w:rPr>
         <w:t>Пісня 9</w:t>
@@ -15728,6 +15752,7 @@
           <w:b/>
           <w:i/>
           <w:color w:val="FF0000"/>
+          <w:sz w:val="24"/>
           <w:lang w:val="uk-UA"/>
         </w:rPr>
         <w:t>Мала єктенія</w:t>
@@ -16759,6 +16784,7 @@
           <w:b/>
           <w:i/>
           <w:color w:val="FF0000"/>
+          <w:sz w:val="24"/>
           <w:lang w:val="uk-UA"/>
         </w:rPr>
         <w:t>Стихири</w:t>
@@ -17311,6 +17337,7 @@
           <w:b/>
           <w:i/>
           <w:color w:val="FF0000"/>
+          <w:sz w:val="24"/>
           <w:lang w:val="uk-UA"/>
         </w:rPr>
         <w:t>Велике славослов'я</w:t>
@@ -17918,6 +17945,7 @@
           <w:b/>
           <w:i/>
           <w:color w:val="FF0000"/>
+          <w:sz w:val="24"/>
           <w:lang w:val="uk-UA"/>
         </w:rPr>
         <w:t>Тропарі</w:t>
@@ -17988,6 +18016,7 @@
           <w:b/>
           <w:i/>
           <w:color w:val="FF0000"/>
+          <w:sz w:val="24"/>
           <w:lang w:val="uk-UA"/>
         </w:rPr>
         <w:t>Єктенія усильного благання</w:t>
@@ -18466,6 +18495,7 @@
           <w:b/>
           <w:i/>
           <w:color w:val="FF0000"/>
+          <w:sz w:val="24"/>
           <w:lang w:val="uk-UA"/>
         </w:rPr>
         <w:t>Прохальна єктенія</w:t>
